--- a/translations/plh_facilitator_cw/pap/pap_Children with Disabilities.docx
+++ b/translations/plh_facilitator_cw/pap/pap_Children with Disabilities.docx
@@ -15,7 +15,7 @@
       <w:bookmarkStart w:colFirst="0" w:colLast="0" w:name="_vo8ju23co9c5" w:id="0"/>
       <w:bookmarkEnd w:id="0"/>
       <w:r>
-        <w:t xml:space="preserve">Bista General riba Sosten pa Mayornan Ku Tin Yu ku Desabilidat</w:t>
+        <w:t xml:space="preserve">Bista General tokante Sosten na Mayornan Ku Tin Yu ku Desabilidat</w:t>
       </w:r>
     </w:p>
     <w:p>
@@ -69,7 +69,7 @@
         <w:pStyle w:val="P68B1DB1-Normal3"/>
       </w:pPr>
       <w:r>
-        <w:t xml:space="preserve">Algun punto pa tene na mente ta lo siguiente: </w:t>
+        <w:t xml:space="preserve">Algun punto pa tene kuenta kuné ta lo siguiente: </w:t>
       </w:r>
     </w:p>
     <w:p>
@@ -115,7 +115,7 @@
         <w:t>Suposishonnan:</w:t>
       </w:r>
       <w:r>
-        <w:t xml:space="preserve"> Hopi bia ta asumí eroneamente ku muchanan ku múltiple desabilidat no por komuniká. Nan komunikashon por ta mas sutil, manera pa medio di moveshon di wowo of otro moveshonnan chikí. Un bon komunikashon ku muchanan ku desabilidatnan serio ta rekerí tempu pa krea un método di komunikashon. Un promé stap ta pa puntra otronan kon e mucha ta preferá di komuniká. </w:t>
+        <w:t xml:space="preserve"> Hopi bia ta asumí eroneamente ku muchanan ku múltiple desabilidat no por komuniká. Nan komunikashon por ta mas sutil, manera pa medio di moveshon di wowo of otro moveshonnan chikí. Bon komunikashon ku muchanan ku desabilidatnan serio ta tuma tempu pa krea un método di komunikashon. Un promé stap ta pa puntra otronan kon e mucha ta preferá di komuniká. </w:t>
       </w:r>
     </w:p>
     <w:p>
@@ -161,7 +161,7 @@
         <w:t xml:space="preserve">Ambiente físiko:</w:t>
       </w:r>
       <w:r>
-        <w:t xml:space="preserve"> Un área mal trahá sin fronteranan klaramente definí por ta konfuso pa muchanan, spesialmente esnan ku desabilidatnan sensorial òf kognitivo. Iluminashon i temperatura tambe ta elementonan esensial pa konsiderá. Por ehèmpel, lugánan friu/kayente i ku hopi lus/skur por afektá estado di ánimo i komportashon. Mester hasi tur área rondó di e mucha ku desabilidat físiko, aksesibel pa e mucha </w:t>
+        <w:t xml:space="preserve"> Un área mal trahá sin fronteranan klaramente definí por brua muchanan, spesialmente esnan ku desabilidatnan di sentido (zintuiglijk) òf kognitivo. Iluminashon i temperatura tambe ta elementonan esensial pa konsiderá. Por ehèmpel, lugánan friu/kayente i ku hopi lus/skur por afektá estado di ánimo i komportashon. Mester hasi tur área rondó di e mucha ku desabilidat físiko, aksesibel pa e mucha </w:t>
       </w:r>
     </w:p>
     <w:p>
@@ -207,7 +207,7 @@
         <w:t xml:space="preserve">E desabilidatnan:</w:t>
       </w:r>
       <w:r>
-        <w:t xml:space="preserve"> Apesar ku konosementu profundo di tur desabilidat no ta nesesario, ta importante pa komprondé sí i kon e abilidat di e mucha pa usa abla i lenguahe di kurpa ta keda afektá i kua métodonan spesífiko di komunikashon ta mihó pa e mucha. </w:t>
+        <w:t xml:space="preserve"> Apesar ku konosementu profundo di tur desabilidat no ta nesesario, ta importante pa komprondé, sí i kon e abilidat di e mucha pa usa abla i lenguahe di kurpa ta keda afektá i kua métodonan spesífiko di komunikashon ta mihó pa e mucha. </w:t>
       </w:r>
     </w:p>
     <w:p>
@@ -293,7 +293,7 @@
         <w:pStyle w:val="P68B1DB1-Normal3"/>
       </w:pPr>
       <w:r>
-        <w:t xml:space="preserve">Ku un mucha ku limitashon intelektual, semper papia kla, usando frasenan kòrtiku. Kòrda nan pa usa e nòmber di e mucha pa e mucha sa ku bo ta papiando kuné. </w:t>
+        <w:t xml:space="preserve">Semper papia kla i usa frasenan kòrtiku ku un mucha ku limitashon intelektual. Kòrda nan pa usa e nòmber di e mucha pa e mucha sa ku bo ta papia kuné. </w:t>
       </w:r>
     </w:p>
     <w:p>
@@ -310,7 +310,7 @@
         <w:pStyle w:val="P68B1DB1-Normal3"/>
       </w:pPr>
       <w:r>
-        <w:t xml:space="preserve">Ta hopi importante pa reakshoná riba e intentonan di e mucha pa komuniká, pa e komprondé e efektividat i importansia di komunikashon. Si un mucha ta mustra riba un opheto di interes, e por mustra riba dje i nombr’é bon kla pa indiká ku el a komprondé i ta skuchando.</w:t>
+        <w:t xml:space="preserve">Ta hopi importante pa reakshoná riba e intentonan di e mucha pa komuniká, pa e komprondé e efektividat i importansia di komunikashon. Si un mucha ta mustra riba un opheto di interes, nan por mustra riba dje i nombr’é bon kla pa asina indiká ku nan a komprond'é i a skuch'é.</w:t>
       </w:r>
     </w:p>
     <w:p>
@@ -344,7 +344,7 @@
         <w:pStyle w:val="P68B1DB1-Normal3"/>
       </w:pPr>
       <w:r>
-        <w:t xml:space="preserve">Lo por tuma tempu pa eksplorá e mihó maneranan di komuniká ku un mucha en partikular. Nan lo mester tin mas pasenshi ku nan mes i nan yunan ora di pasa Tempu Abo ku bo YU ku nan yunan.</w:t>
+        <w:t xml:space="preserve">Lo por tuma tempu pa eksplorá e mihó maneranan pa komuniká ku un mucha en partikular. Nan lo mester tin mas pasenshi ku nan mes i nan yunan ora di pasa Tempu Abo ku bo YU ku nan yunan.</w:t>
       </w:r>
     </w:p>
     <w:p>
@@ -360,7 +360,7 @@
       <w:bookmarkStart w:colFirst="0" w:colLast="0" w:name="_82ha2psityi3" w:id="2"/>
       <w:bookmarkEnd w:id="2"/>
       <w:r>
-        <w:t xml:space="preserve">Enbolbí Henter Famia Inkluyendo Muchanan ku Desabilidat</w:t>
+        <w:t xml:space="preserve">Enbolbí Henter Famia Inkluso Muchanan ku Desabilidat</w:t>
       </w:r>
     </w:p>
     <w:p>
@@ -534,7 +534,7 @@
         <w:pStyle w:val="P68B1DB1-Normal3"/>
       </w:pPr>
       <w:r>
-        <w:t xml:space="preserve">Kontrolá pa ta sigur ku e persona ta komprondé e tópiko òf aktividat ku mester kompletá. </w:t>
+        <w:t xml:space="preserve">Kontrolá pa ta sigur ku e persona ta komprondé e tópiko òf aktividat ku e mester kompletá. </w:t>
       </w:r>
     </w:p>
     <w:p>
@@ -551,7 +551,7 @@
         <w:pStyle w:val="P68B1DB1-Normal3"/>
       </w:pPr>
       <w:r>
-        <w:t xml:space="preserve">Inkorporá aktividatnan di siñamentu práktiko den rutina. </w:t>
+        <w:t xml:space="preserve">Hinka aktividatnan di siña dor di praktiká den rutina diario. </w:t>
       </w:r>
     </w:p>
     <w:p>

--- a/translations/plh_facilitator_cw/pap/pap_Children with Disabilities.docx
+++ b/translations/plh_facilitator_cw/pap/pap_Children with Disabilities.docx
@@ -138,7 +138,7 @@
         <w:t>Género:</w:t>
       </w:r>
       <w:r>
-        <w:t xml:space="preserve"> Normalmente ta mas difísil pa mucha muhé ku desabilidat ekspresá nan punto di bista. Den mayoria kultura, e ekspektativa grandi di pasividat di mucha muhé, ta krea e bareranan ku nan ta enfrentá debí na desabilidatnan. </w:t>
+        <w:t xml:space="preserve"> Normalmente ta mas difísil pa mucha muhé ku desabilidat ekspresá nan punto di bista. Den mayoria kultura, e ekspektativa grandi di pasividat serka mucha muhé, ta krea e bareranan ku nan ta enfrentá debí na desabilidatnan. </w:t>
       </w:r>
     </w:p>
     <w:p>
@@ -184,7 +184,7 @@
         <w:t xml:space="preserve">Falta di tempu pa krea un relashon:</w:t>
       </w:r>
       <w:r>
-        <w:t xml:space="preserve"> Muchanan ku desabilidat ku no ta kustumbrá ku ta puntra nan nan opinion òf ku no ta kustumbrá ku hende ta skucha nan, mester di mas tempu pa krea konfiansa i seguridat. E lo por tuma tempu pa eksplorá e mihó maneranan di komuniká ku un mucha en partikular. Mayornan lo mester tin mas pasenshi ku nan mes i nan yunan ora di pasa Tempu Abo ku bo Yu ku nan yunan. </w:t>
+        <w:t xml:space="preserve"> Muchanan ku desabilidat ku no ta kustumbrá ku ta puntra nan pa nan opinion òf ku no ta kustumbrá ku hende ta skucha nan, mester di mas tempu pa krea konfiansa i seguridat. E lo por tuma tempu pa eksplorá e mihó maneranan di komuniká ku un mucha en partikular. Mayornan/edukadónan lo mester tin mas pasenshi ku nan mes i nan yunan ora di pasa Tempu-pa Abo-ku Bo yu ku nan yunan. </w:t>
       </w:r>
     </w:p>
     <w:p>
@@ -230,19 +230,19 @@
         <w:t xml:space="preserve">Duna ehèmpel:</w:t>
       </w:r>
       <w:r>
-        <w:t xml:space="preserve"> Mayornan mester sigui duna ehèmpel di e komportashonnan ku nan lo ke mira serka nan yunan. Esaki ta spesialmente importante ora ta trata di yuda muchanan komuniká i interkambiá ku otronan.  </w:t>
-      </w:r>
-    </w:p>
-    <w:p>
-      <w:pPr>
-        <w:spacing w:after="200" w:line="288" w:lineRule="auto"/>
-        <w:rPr>
-          <w:color w:val="013d5c"/>
-        </w:rPr>
-        <w:pStyle w:val="P68B1DB1-Normal3"/>
-      </w:pPr>
-      <w:r>
-        <w:t xml:space="preserve">Aki ta sigui algun tep práktiko pa sostené mayornan den komunikashon ku nan yu ku desabilidat. Bo por rekordá mayornan ku:</w:t>
+        <w:t xml:space="preserve"> Mayornan/Edukadónan mester sigui duna ehèmpel di e komportashonnan ku nan lo ke mira serka nan yunan. Esaki ta spesialmente importante ora ta trata di yuda muchanan komuniká i interkambiá ku otronan.  </w:t>
+      </w:r>
+    </w:p>
+    <w:p>
+      <w:pPr>
+        <w:spacing w:after="200" w:line="288" w:lineRule="auto"/>
+        <w:rPr>
+          <w:color w:val="013d5c"/>
+        </w:rPr>
+        <w:pStyle w:val="P68B1DB1-Normal3"/>
+      </w:pPr>
+      <w:r>
+        <w:t xml:space="preserve">Aki ta sigui algun tep práktiko pa sostené mayornan/edukadónan den komunikashon ku nan yu ku desabilidat. Bo por rekordá mayornan ku:</w:t>
       </w:r>
     </w:p>
     <w:p>
@@ -259,7 +259,7 @@
         <w:pStyle w:val="P68B1DB1-Normal3"/>
       </w:pPr>
       <w:r>
-        <w:t xml:space="preserve">Ora ta papia ku un mucha ku desabilidat, nan ta interkambiando ku un mucha, i ta tene e mésun tono i idioma ku nan lo hasi ku kualke mucha di un edat similar. </w:t>
+        <w:t xml:space="preserve">Ora ta papia ku un mucha ku desabilidat, nan ta interkambiando ku un mucha, i ta tene e mésun tono i idioma ku nan lo hasi ku kualke otro mucha di mésun edat. </w:t>
       </w:r>
     </w:p>
     <w:p>
@@ -293,7 +293,7 @@
         <w:pStyle w:val="P68B1DB1-Normal3"/>
       </w:pPr>
       <w:r>
-        <w:t xml:space="preserve">Semper papia kla i usa frasenan kòrtiku ku un mucha ku limitashon intelektual. Kòrda nan pa usa e nòmber di e mucha pa e mucha sa ku bo ta papia kuné. </w:t>
+        <w:t xml:space="preserve">Semper papia kla i usa frasenan kòrtiku ora bo ta papia ku un mucha ku limitashon intelektual. Kòrda nan pa usa e nòmber di e mucha pa e mucha sa ku bo ta papia kuné. </w:t>
       </w:r>
     </w:p>
     <w:p>
@@ -327,7 +327,7 @@
         <w:pStyle w:val="P68B1DB1-Normal3"/>
       </w:pPr>
       <w:r>
-        <w:t xml:space="preserve">Ta tuma tempu pa muchanan ku desabilidat por krea konfiansa den nan mes i konfiansa den otro, ya ku nan no ta kustumbrá ku ta puntra nan na opinion òf ku ta skucha nan.</w:t>
+        <w:t xml:space="preserve">Ta tuma tempu pa muchanan ku desabilidat por krea konfiansa den nan mes i konfiansa den otro, ya ku nan no ta kustumbrá ku ta puntra nan pa duna nan opinion òf ku ta skucha nan.</w:t>
       </w:r>
     </w:p>
     <w:p>
@@ -344,7 +344,7 @@
         <w:pStyle w:val="P68B1DB1-Normal3"/>
       </w:pPr>
       <w:r>
-        <w:t xml:space="preserve">Lo por tuma tempu pa eksplorá e mihó maneranan pa komuniká ku un mucha en partikular. Nan lo mester tin mas pasenshi ku nan mes i nan yunan ora di pasa Tempu Abo ku bo YU ku nan yunan.</w:t>
+        <w:t xml:space="preserve">Lo por tuma tempu pa eksplorá e mihó maneranan pa komuniká ku un mucha en partikular. Nan lo mester tin mas pasenshi ku nan mes i nan yunan ora di pasa Tempu-pa Abo-ku Bo yu ku nan yunan.</w:t>
       </w:r>
     </w:p>
     <w:p>
@@ -384,19 +384,19 @@
         <w:pStyle w:val="P68B1DB1-Normal3"/>
       </w:pPr>
       <w:r>
-        <w:t xml:space="preserve">Bo mester enkurashá mayornan pa enbolbí henter e famia. Sòru pa tur miembro di e kas ta enbolbí. Famia ekstendé - welanan/edukadónan, tanta/tionan, primunan - ku ta bibando bou di e mésun dak mester ta inkluí den e diskushon di reglanan di kas. </w:t>
-      </w:r>
-    </w:p>
-    <w:p>
-      <w:pPr>
-        <w:spacing w:after="200" w:line="288" w:lineRule="auto"/>
-        <w:rPr>
-          <w:color w:val="013d5c"/>
-        </w:rPr>
-        <w:pStyle w:val="P68B1DB1-Normal3"/>
-      </w:pPr>
-      <w:r>
-        <w:t xml:space="preserve">Si kualke hende den e famia tin desabilidat, sòru pa nan ta igualmente enbolbí. Mucha i adultonan ku desabilidat por enfrentá bareranan signifikante pa komuniká nan puntonan di bista i sintimentunan. Un di e bareranan prinsipal ta ku hendenan sin desabilidat hopi bia no ta dediká nan mes pa komuniká ku mucha òf adultonan ku desabilidat. Pero ta posibel pa superá e bareranan akí. Tin bia e proseso akí por tuma hopi tempu, pero ta nesesario pa garantisá nan derecho di partisipá. </w:t>
+        <w:t xml:space="preserve">Bo mester enkurashá mayornan pa enbolbí henter e famia. Sòru pa tur miembro di e kas ta enbolbí. Famia kompleto- welanan/edukadónan, tanta/tionan, primunan - ku ta biba bou di e mésun dak mester ta inkluí den e diskushon di reglanan di kas. </w:t>
+      </w:r>
+    </w:p>
+    <w:p>
+      <w:pPr>
+        <w:spacing w:after="200" w:line="288" w:lineRule="auto"/>
+        <w:rPr>
+          <w:color w:val="013d5c"/>
+        </w:rPr>
+        <w:pStyle w:val="P68B1DB1-Normal3"/>
+      </w:pPr>
+      <w:r>
+        <w:t xml:space="preserve">Si kualke hende den e famia tin desabilidat, sòru pa nan ta igualmente enbolbí. Mucha i adultonan ku desabilidat por enfrentá bareranan signifikante pa komuniká nan puntonan di bista i sintimentunan. Un di e bareranan prinsipal ta ku hendenan sin desabilidat hopi bia no ta hasi esfuerso pa komuniká ku mucha òf adultonan ku desabilidat. Pero ta posibel pa superá e bareranan akí. Tin bia e proseso akí por tuma hopi tempu, pero ta nesesario pa garantisá nan derecho di partisipá. </w:t>
       </w:r>
     </w:p>
     <w:p>
@@ -432,7 +432,7 @@
         <w:pStyle w:val="P68B1DB1-Normal3"/>
       </w:pPr>
       <w:r>
-        <w:t xml:space="preserve">Aki ta sigui algun tep pa sostené mayornan ku yu ku tin difikultat di siñamentu:  </w:t>
+        <w:t xml:space="preserve">Aki ta sigui algun tep pa sostené mayornan/edukadónan ku yu ku tin difikultat pa siña:  </w:t>
       </w:r>
     </w:p>
     <w:p>
@@ -551,7 +551,7 @@
         <w:pStyle w:val="P68B1DB1-Normal3"/>
       </w:pPr>
       <w:r>
-        <w:t xml:space="preserve">Hinka aktividatnan di siña dor di praktiká den rutina diario. </w:t>
+        <w:t xml:space="preserve">Inkorporá aktividatnan di praktika den rutina diario. </w:t>
       </w:r>
     </w:p>
     <w:p>

--- a/translations/plh_facilitator_cw/pap/pap_Children with Disabilities.docx
+++ b/translations/plh_facilitator_cw/pap/pap_Children with Disabilities.docx
@@ -15,7 +15,7 @@
       <w:bookmarkStart w:colFirst="0" w:colLast="0" w:name="_vo8ju23co9c5" w:id="0"/>
       <w:bookmarkEnd w:id="0"/>
       <w:r>
-        <w:t xml:space="preserve">Bista General tokante Sosten na Mayornan Ku Tin Yu ku Desabilidat</w:t>
+        <w:t xml:space="preserve">Bista General tokante Sosten na Mayornan/Edukadónan Ku Tin Yu ku Desabilidat</w:t>
       </w:r>
     </w:p>
     <w:p>
@@ -138,7 +138,7 @@
         <w:t>Género:</w:t>
       </w:r>
       <w:r>
-        <w:t xml:space="preserve"> Normalmente ta mas difísil pa mucha muhé ku desabilidat ekspresá nan punto di bista. Den mayoria kultura, e ekspektativa grandi di pasividat serka mucha muhé, ta krea e bareranan ku nan ta enfrentá debí na desabilidatnan. </w:t>
+        <w:t xml:space="preserve"> Normalmente ta mas difísil pa mucha muhé ku desabilidat ekspresá nan punto di bista. Den mayoria kultura, e ekspektativa grandi ku mucha muhé ta mas pasivo, ta krea e bareranan ku nan ta enfrentá debí na desabilidatnan. </w:t>
       </w:r>
     </w:p>
     <w:p>
@@ -242,7 +242,7 @@
         <w:pStyle w:val="P68B1DB1-Normal3"/>
       </w:pPr>
       <w:r>
-        <w:t xml:space="preserve">Aki ta sigui algun tep práktiko pa sostené mayornan/edukadónan den komunikashon ku nan yu ku desabilidat. Bo por rekordá mayornan ku:</w:t>
+        <w:t xml:space="preserve">Aki ta sigui algun tep práktiko pa sostené mayornan/edukadónan den komunikashon ku nan yu ku desabilidat. Bo por rekordá mayornan/edukadónan ku:</w:t>
       </w:r>
     </w:p>
     <w:p>
@@ -384,7 +384,7 @@
         <w:pStyle w:val="P68B1DB1-Normal3"/>
       </w:pPr>
       <w:r>
-        <w:t xml:space="preserve">Bo mester enkurashá mayornan pa enbolbí henter e famia. Sòru pa tur miembro di e kas ta enbolbí. Famia kompleto- welanan/edukadónan, tanta/tionan, primunan - ku ta biba bou di e mésun dak mester ta inkluí den e diskushon di reglanan di kas. </w:t>
+        <w:t xml:space="preserve">Bo mester enkurashá mayornan/edukadónan pa enbolbí henter e famia. Sòru pa tur miembro di e kas ta enbolbí. Famia kompleto- welanan/mayornan/edukadónan, tanta/tionan, primunan - ku ta biba bou di e mésun dak mester ta inkluí den e diskushon di reglanan di kas. </w:t>
       </w:r>
     </w:p>
     <w:p>
@@ -551,7 +551,7 @@
         <w:pStyle w:val="P68B1DB1-Normal3"/>
       </w:pPr>
       <w:r>
-        <w:t xml:space="preserve">Inkorporá aktividatnan di praktika den rutina diario. </w:t>
+        <w:t xml:space="preserve">Integrá aktividatnan práktiko pa siña den rutina diario. </w:t>
       </w:r>
     </w:p>
     <w:p>
@@ -579,7 +579,7 @@
         <w:pStyle w:val="P68B1DB1-Normal3"/>
       </w:pPr>
       <w:r>
-        <w:t xml:space="preserve">E siguiente práktikanan por yuda mayornan hasi muchanan ku desabilidat sinti nan mes mas aseptá, inkluí i sigur durante pasa Tempu Abo ku Bo Yu i tambe na otro momentunan:</w:t>
+        <w:t xml:space="preserve">E siguiente práktikanan por yuda mayornan/edukadónan hasi muchanan ku desabilidat sinti nan mes mas aseptá, inkluí i sigur durante pasa Tempu-pa Abo-ku Bo yu i tambe na otro momentunan:</w:t>
       </w:r>
     </w:p>
     <w:p>
@@ -664,7 +664,7 @@
         <w:pStyle w:val="P68B1DB1-Normal3"/>
       </w:pPr>
       <w:r>
-        <w:t xml:space="preserve">Ta habrí i fleksibel pa kambia i pa akomodá e muchanan enbolbí.</w:t>
+        <w:t xml:space="preserve">Ta habrí i flèksibel pa kambia i pa akomodá e muchanan enbolbí.</w:t>
       </w:r>
     </w:p>
     <w:p>
@@ -681,7 +681,7 @@
         <w:pStyle w:val="P68B1DB1-Normal3"/>
       </w:pPr>
       <w:r>
-        <w:t xml:space="preserve">Enfoká riba reforsá e puntonan fuerte i abilidatnan di kada mucha na lugá di riba e kosnan ku nan no por hasi, por ehèmpel, un persona ku ta usa ròlstul por tin brasa i mannan fuerte, un mucha surdu por ta bon den pintamentu.</w:t>
+        <w:t xml:space="preserve">Enfoká riba reforsá e puntonan fuerte i abilidatnan di kada mucha na lugá di riba e kosnan ku nan no por hasi, por ehèmpel, un persona ku ta usa ròlstul por tin brasa i mannan fuerte, un mucha surdu por ta pinta bon.</w:t>
       </w:r>
     </w:p>
     <w:p>

--- a/translations/plh_facilitator_cw/pap/pap_Children with Disabilities.docx
+++ b/translations/plh_facilitator_cw/pap/pap_Children with Disabilities.docx
@@ -184,7 +184,7 @@
         <w:t xml:space="preserve">Falta di tempu pa krea un relashon:</w:t>
       </w:r>
       <w:r>
-        <w:t xml:space="preserve"> Muchanan ku desabilidat ku no ta kustumbrá ku ta puntra nan pa nan opinion òf ku no ta kustumbrá ku hende ta skucha nan, mester di mas tempu pa krea konfiansa i seguridat. E lo por tuma tempu pa eksplorá e mihó maneranan di komuniká ku un mucha en partikular. Mayornan/edukadónan lo mester tin mas pasenshi ku nan mes i nan yunan ora di pasa Tempu-pa Abo-ku Bo yu ku nan yunan. </w:t>
+        <w:t xml:space="preserve"> Muchanan ku desabilidat ku no ta kustumbrá ku ta puntra nan pa nan opinion òf ku no ta kustumbrá ku hende ta skucha nan, mester di mas tempu pa krea konfiansa i seguridat. E lo por tuma tempu pa haña sa kua ta e mihó maneranan di komuniká ku un mucha en partikular. Mayornan/edukadónan lo mester tin mas pasenshi ku nan mes i nan yunan ora di pasa Tempu-pa Abo-ku Bo yu ku nan yunan. </w:t>
       </w:r>
     </w:p>
     <w:p>
@@ -344,7 +344,7 @@
         <w:pStyle w:val="P68B1DB1-Normal3"/>
       </w:pPr>
       <w:r>
-        <w:t xml:space="preserve">Lo por tuma tempu pa eksplorá e mihó maneranan pa komuniká ku un mucha en partikular. Nan lo mester tin mas pasenshi ku nan mes i nan yunan ora di pasa Tempu-pa Abo-ku Bo yu ku nan yunan.</w:t>
+        <w:t xml:space="preserve">Lo por tuma tempu pa haña sa kua ta e mihó maneranan pa komuniká ku un mucha en partikular. Nan lo mester tin mas pasenshi ku nan mes i nan yunan ora di pasa Tempu-pa Abo-ku Bo yu ku nan yunan.</w:t>
       </w:r>
     </w:p>
     <w:p>

--- a/translations/plh_facilitator_cw/pap/pap_Children with Disabilities.docx
+++ b/translations/plh_facilitator_cw/pap/pap_Children with Disabilities.docx
@@ -45,7 +45,7 @@
         <w:pStyle w:val="P68B1DB1-Normal3"/>
       </w:pPr>
       <w:r>
-        <w:t xml:space="preserve">Miéntras ku ta konsiderá Papia e forma prinsipal di komunikashon, palabra no ta e úniko manera pa transmití nifikashon. Lenguahe di kurpa, ekspreshon di kara i tono di bos tambe ta medionan poderoso di komunikashon. Esaki tin implikashon pa muchanan ku diferente desabilidat.    </w:t>
+        <w:t xml:space="preserve">Miéntras ku ta konsiderá ku Papia ta e forma prinsipal di komunikashon, palabra no ta e úniko manera pa transmití nifikashon. Lenguahe di kurpa, ekspreshon di kara i tono di bos tambe ta medionan poderoso di komunikashon. Esaki tin implikashon pa muchanan ku diferente desabilidat.    </w:t>
       </w:r>
     </w:p>
     <w:p>
@@ -184,7 +184,7 @@
         <w:t xml:space="preserve">Falta di tempu pa krea un relashon:</w:t>
       </w:r>
       <w:r>
-        <w:t xml:space="preserve"> Muchanan ku desabilidat ku no ta kustumbrá ku ta puntra nan pa nan opinion òf ku no ta kustumbrá ku hende ta skucha nan, mester di mas tempu pa krea konfiansa i seguridat. E lo por tuma tempu pa haña sa kua ta e mihó maneranan di komuniká ku un mucha en partikular. Mayornan/edukadónan lo mester tin mas pasenshi ku nan mes i nan yunan ora di pasa Tempu-pa Abo-ku Bo yu ku nan yunan. </w:t>
+        <w:t xml:space="preserve"> Muchanan ku desabilidat ku no ta kustumbrá ku ta puntra nan pa nan opinion òf ku no ta kustumbrá ku hende ta skucha nan, mester di mas tempu pa krea konfiansa i seguridat. E lo por tuma tempu pa haña sa kua ta e mihó maneranan pa komuniká ku un mucha en partikular. Mayornan/edukadónan lo mester tin mas pasenshi ku nan mes i nan yunan ora di pasa Tempu-pa Abo-ku Bo yu ku nan yunan. </w:t>
       </w:r>
     </w:p>
     <w:p>
@@ -259,7 +259,7 @@
         <w:pStyle w:val="P68B1DB1-Normal3"/>
       </w:pPr>
       <w:r>
-        <w:t xml:space="preserve">Ora ta papia ku un mucha ku desabilidat, nan ta interkambiando ku un mucha, i ta tene e mésun tono i idioma ku nan lo hasi ku kualke otro mucha di mésun edat. </w:t>
+        <w:t xml:space="preserve">Ora ta papia ku un mucha ku desabilidat, nan ta interkambiá ku un mucha, i ta tene e mésun tono i idioma ku nan lo hasi ku kualke otro mucha di mésun edat. </w:t>
       </w:r>
     </w:p>
     <w:p>
@@ -567,7 +567,7 @@
       <w:bookmarkStart w:colFirst="0" w:colLast="0" w:name="_a8hh8k1y1m9" w:id="3"/>
       <w:bookmarkEnd w:id="3"/>
       <w:r>
-        <w:t xml:space="preserve">Brindando Sosten Apropiá na Mucha ku Desabilidat</w:t>
+        <w:t xml:space="preserve">Brinda Sosten Apropiá na Mucha ku Desabilidat</w:t>
       </w:r>
     </w:p>
     <w:p>

--- a/translations/plh_facilitator_cw/pap/pap_Children with Disabilities.docx
+++ b/translations/plh_facilitator_cw/pap/pap_Children with Disabilities.docx
@@ -276,7 +276,7 @@
         <w:pStyle w:val="P68B1DB1-Normal3"/>
       </w:pPr>
       <w:r>
-        <w:t xml:space="preserve">Si e mucha no por tende, ta importante pa nan sinta ketu, inkluso nan kabes, miéntras nan ta papia ku e mucha. Kòrda nan pa nan sòru di wak nan yu ora nan ta papia i sòru pa nan yu wak nan i ku nan yu por mira nan kara i boka. </w:t>
+        <w:t xml:space="preserve">Si e mucha no por tende, ta importante pa bo sinta ketu, inkluso bo kabes, miéntras bo ta papia ku e mucha. Kòrda nan pa wak nan yu ora nan ta papia i sòru pa nan yu ta wak nan i ku nan yu por mira nan kara i boka. </w:t>
       </w:r>
     </w:p>
     <w:p>
@@ -384,7 +384,7 @@
         <w:pStyle w:val="P68B1DB1-Normal3"/>
       </w:pPr>
       <w:r>
-        <w:t xml:space="preserve">Bo mester enkurashá mayornan/edukadónan pa enbolbí henter e famia. Sòru pa tur miembro di e kas ta enbolbí. Famia kompleto- welanan/mayornan/edukadónan, tanta/tionan, primunan - ku ta biba bou di e mésun dak mester ta inkluí den e diskushon di reglanan di kas. </w:t>
+        <w:t xml:space="preserve">Bo mester enkurashá mayornan/edukadónan pa enbolbí henter e famia. Sòru pa tur miembro di kas ta enbolbí. Famia kompleto- welanan/mayornan/edukadónan, tanta/tionan, primunan - ku ta biba bou di e mésun dak mester ta inkluí den e diskushon di reglanan di kas. </w:t>
       </w:r>
     </w:p>
     <w:p>
@@ -613,7 +613,7 @@
         <w:pStyle w:val="P68B1DB1-Normal3"/>
       </w:pPr>
       <w:r>
-        <w:t xml:space="preserve">Semper puntra sí i kon un mucha ke òf mester risibí asistensia. Respetá deseo di e mucha si e no ta aseptá bo oferta.</w:t>
+        <w:t xml:space="preserve">Semper puntra sí un mucha ke i kon lo e ke òf mester risibí asistensia. Respetá deseo di e mucha si e no ta aseptá bo oferta.</w:t>
       </w:r>
     </w:p>
     <w:p>
@@ -630,7 +630,7 @@
         <w:pStyle w:val="P68B1DB1-Normal3"/>
       </w:pPr>
       <w:r>
-        <w:t xml:space="preserve">Permití muchanan ku desabilidat tuma e mésun riesgonan ku otro muchanan pa asina yuda nan haña konfiansa. Protekshon di mas ta stroba e muchanan di eksplorá, deskubrí kiko ta posibel i siña kon pa mantené nan mes sigur.</w:t>
+        <w:t xml:space="preserve">Permití muchanan ku desabilidat tuma e mésun riesgonan ku otro muchanan pa asina yuda nan haña konfiansa. Protekshon di mas ta stroba e muchanan di eksplorá, deskubrí kiko ta posibel i siña kon pa mantené nan mes seif.</w:t>
       </w:r>
     </w:p>
     <w:p>
@@ -715,7 +715,7 @@
         <w:pStyle w:val="P68B1DB1-Normal3"/>
       </w:pPr>
       <w:r>
-        <w:t xml:space="preserve">Duna muchanan sufisiente tempu tantu pa nan komprondé di kiko ta papiando, komo tempu pa nan formulá nan kontesta.</w:t>
+        <w:t xml:space="preserve">Duna muchanan sufisiente tempu tantu pa nan komprondé di kiko ta papia, komo tempu pa nan formulá nan kontesta.</w:t>
       </w:r>
     </w:p>
     <w:p>
